--- a/1 Разработка Web-приложений (Трубилов Николай Михайлович)/Лабораторные/Лабораторная_2/Соколов Д.А Ик-731 - ЛР2 (Отчет по практическим заданиям).docx
+++ b/1 Разработка Web-приложений (Трубилов Николай Михайлович)/Лабораторные/Лабораторная_2/Соколов Д.А Ик-731 - ЛР2 (Отчет по практическим заданиям).docx
@@ -208,18 +208,203 @@
         <w:rPr>
           <w:sz w:val="28"/>
           <w:szCs w:val="28"/>
+        </w:rPr>
+      </w:pPr>
+      <w:r>
+        <w:rPr>
+          <w:sz w:val="28"/>
+          <w:szCs w:val="28"/>
+        </w:rPr>
+        <w:t xml:space="preserve">2. </w:t>
+      </w:r>
+      <w:r>
+        <w:rPr>
+          <w:sz w:val="28"/>
+          <w:szCs w:val="28"/>
+        </w:rPr>
+        <w:t xml:space="preserve">Задания со 2 по 16 выполнены в отдельных файлах </w:t>
+      </w:r>
+      <w:r>
+        <w:rPr>
+          <w:sz w:val="28"/>
+          <w:szCs w:val="28"/>
           <w:lang w:val="en-US"/>
         </w:rPr>
-      </w:pPr>
-      <w:r>
-        <w:rPr>
-          <w:sz w:val="28"/>
-          <w:szCs w:val="28"/>
-        </w:rPr>
-        <w:t>2. С помощью соответствующего скрипта проверить, как интерпретатор PHP производит арифметические действия над операндами смешанного типа – числа и строки.</w:t>
-      </w:r>
-      <w:bookmarkStart w:id="0" w:name="_GoBack"/>
-      <w:bookmarkEnd w:id="0"/>
+        <w:t>example</w:t>
+      </w:r>
+      <w:r>
+        <w:rPr>
+          <w:sz w:val="28"/>
+          <w:szCs w:val="28"/>
+        </w:rPr>
+        <w:t>_2.2.</w:t>
+      </w:r>
+      <w:r>
+        <w:rPr>
+          <w:sz w:val="28"/>
+          <w:szCs w:val="28"/>
+          <w:lang w:val="en-US"/>
+        </w:rPr>
+        <w:t>php</w:t>
+      </w:r>
+      <w:r>
+        <w:rPr>
+          <w:sz w:val="28"/>
+          <w:szCs w:val="28"/>
+        </w:rPr>
+        <w:t xml:space="preserve"> </w:t>
+      </w:r>
+      <w:r>
+        <w:rPr>
+          <w:sz w:val="28"/>
+          <w:szCs w:val="28"/>
+        </w:rPr>
+        <w:t>–</w:t>
+      </w:r>
+      <w:r>
+        <w:rPr>
+          <w:sz w:val="28"/>
+          <w:szCs w:val="28"/>
+        </w:rPr>
+        <w:t xml:space="preserve"> </w:t>
+      </w:r>
+      <w:r>
+        <w:rPr>
+          <w:sz w:val="28"/>
+          <w:szCs w:val="28"/>
+          <w:lang w:val="en-US"/>
+        </w:rPr>
+        <w:t>example</w:t>
+      </w:r>
+      <w:r>
+        <w:rPr>
+          <w:sz w:val="28"/>
+          <w:szCs w:val="28"/>
+        </w:rPr>
+        <w:t>_2.16.</w:t>
+      </w:r>
+      <w:r>
+        <w:rPr>
+          <w:sz w:val="28"/>
+          <w:szCs w:val="28"/>
+          <w:lang w:val="en-US"/>
+        </w:rPr>
+        <w:t>php</w:t>
+      </w:r>
+      <w:r>
+        <w:rPr>
+          <w:sz w:val="28"/>
+          <w:szCs w:val="28"/>
+        </w:rPr>
+        <w:t xml:space="preserve">. </w:t>
+      </w:r>
+      <w:r>
+        <w:rPr>
+          <w:sz w:val="28"/>
+          <w:szCs w:val="28"/>
+        </w:rPr>
+        <w:t xml:space="preserve">Задание 13 находится в папке </w:t>
+      </w:r>
+      <w:r>
+        <w:rPr>
+          <w:sz w:val="28"/>
+          <w:szCs w:val="28"/>
+          <w:lang w:val="en-US"/>
+        </w:rPr>
+        <w:t>example</w:t>
+      </w:r>
+      <w:r>
+        <w:rPr>
+          <w:sz w:val="28"/>
+          <w:szCs w:val="28"/>
+        </w:rPr>
+        <w:t xml:space="preserve">13 </w:t>
+      </w:r>
+      <w:r>
+        <w:rPr>
+          <w:sz w:val="28"/>
+          <w:szCs w:val="28"/>
+        </w:rPr>
+        <w:t xml:space="preserve">и разбито на файлы </w:t>
+      </w:r>
+      <w:r>
+        <w:rPr>
+          <w:sz w:val="28"/>
+          <w:szCs w:val="28"/>
+          <w:lang w:val="en-US"/>
+        </w:rPr>
+        <w:t>example</w:t>
+      </w:r>
+      <w:r>
+        <w:rPr>
+          <w:sz w:val="28"/>
+          <w:szCs w:val="28"/>
+        </w:rPr>
+        <w:t>_2.13.1.</w:t>
+      </w:r>
+      <w:r>
+        <w:rPr>
+          <w:sz w:val="28"/>
+          <w:szCs w:val="28"/>
+          <w:lang w:val="en-US"/>
+        </w:rPr>
+        <w:t>php</w:t>
+      </w:r>
+      <w:r>
+        <w:rPr>
+          <w:sz w:val="28"/>
+          <w:szCs w:val="28"/>
+        </w:rPr>
+        <w:t xml:space="preserve"> </w:t>
+      </w:r>
+      <w:proofErr w:type="gramStart"/>
+      <w:r>
+        <w:rPr>
+          <w:sz w:val="28"/>
+          <w:szCs w:val="28"/>
+        </w:rPr>
+        <w:t xml:space="preserve">-  </w:t>
+      </w:r>
+      <w:r>
+        <w:rPr>
+          <w:sz w:val="28"/>
+          <w:szCs w:val="28"/>
+          <w:lang w:val="en-US"/>
+        </w:rPr>
+        <w:t>example</w:t>
+      </w:r>
+      <w:r>
+        <w:rPr>
+          <w:sz w:val="28"/>
+          <w:szCs w:val="28"/>
+        </w:rPr>
+        <w:t>_2.13.1</w:t>
+      </w:r>
+      <w:proofErr w:type="gramEnd"/>
+      <w:r>
+        <w:rPr>
+          <w:sz w:val="28"/>
+          <w:szCs w:val="28"/>
+        </w:rPr>
+        <w:t>0</w:t>
+      </w:r>
+      <w:proofErr w:type="gramStart"/>
+      <w:r>
+        <w:rPr>
+          <w:sz w:val="28"/>
+          <w:szCs w:val="28"/>
+        </w:rPr>
+        <w:t>.</w:t>
+      </w:r>
+      <w:r>
+        <w:rPr>
+          <w:sz w:val="28"/>
+          <w:szCs w:val="28"/>
+          <w:lang w:val="en-US"/>
+        </w:rPr>
+        <w:t>php</w:t>
+      </w:r>
+      <w:proofErr w:type="gramEnd"/>
     </w:p>
     <w:p>
       <w:pPr>
@@ -231,70 +416,6 @@
           <w:szCs w:val="28"/>
         </w:rPr>
       </w:pPr>
-      <w:r>
-        <w:rPr>
-          <w:sz w:val="28"/>
-          <w:szCs w:val="28"/>
-        </w:rPr>
-        <w:t xml:space="preserve">3. Провести те же операции, что и в предыдущем скрипте, сделав перед выполнением операций необходимое преобразование операндов. </w:t>
-      </w:r>
-      <w:proofErr w:type="spellStart"/>
-      <w:r>
-        <w:rPr>
-          <w:sz w:val="28"/>
-          <w:szCs w:val="28"/>
-        </w:rPr>
-        <w:t>Исполь-зовать</w:t>
-      </w:r>
-      <w:proofErr w:type="spellEnd"/>
-      <w:r>
-        <w:rPr>
-          <w:sz w:val="28"/>
-          <w:szCs w:val="28"/>
-        </w:rPr>
-        <w:t xml:space="preserve"> для этого как функцию </w:t>
-      </w:r>
-      <w:proofErr w:type="spellStart"/>
-      <w:proofErr w:type="gramStart"/>
-      <w:r>
-        <w:rPr>
-          <w:sz w:val="28"/>
-          <w:szCs w:val="28"/>
-        </w:rPr>
-        <w:t>settype</w:t>
-      </w:r>
-      <w:proofErr w:type="spellEnd"/>
-      <w:r>
-        <w:rPr>
-          <w:sz w:val="28"/>
-          <w:szCs w:val="28"/>
-        </w:rPr>
-        <w:t>(</w:t>
-      </w:r>
-      <w:proofErr w:type="gramEnd"/>
-      <w:r>
-        <w:rPr>
-          <w:sz w:val="28"/>
-          <w:szCs w:val="28"/>
-        </w:rPr>
-        <w:t xml:space="preserve">), так и стандартное приведение </w:t>
-      </w:r>
-      <w:proofErr w:type="spellStart"/>
-      <w:r>
-        <w:rPr>
-          <w:sz w:val="28"/>
-          <w:szCs w:val="28"/>
-        </w:rPr>
-        <w:t>ти-пов</w:t>
-      </w:r>
-      <w:proofErr w:type="spellEnd"/>
-      <w:r>
-        <w:rPr>
-          <w:sz w:val="28"/>
-          <w:szCs w:val="28"/>
-        </w:rPr>
-        <w:t>.</w:t>
-      </w:r>
     </w:p>
     <w:p>
       <w:pPr>
@@ -302,353 +423,14 @@
         <w:ind w:firstLine="425"/>
         <w:jc w:val="both"/>
         <w:rPr>
-          <w:sz w:val="28"/>
-          <w:szCs w:val="28"/>
-        </w:rPr>
-      </w:pPr>
-      <w:r>
-        <w:rPr>
-          <w:sz w:val="28"/>
-          <w:szCs w:val="28"/>
-        </w:rPr>
-        <w:t xml:space="preserve">4. Написать скрипт, в котором определяются или, как второй вариант, не определяются имя, фамилия и отчество человека. В первом случае скрипт должен сообщить, что все данные записаны, и поблагодарить. Во втором – сообщить, что данные не определены, и попросить их ввода. В скрипте </w:t>
-      </w:r>
-      <w:proofErr w:type="spellStart"/>
-      <w:proofErr w:type="gramStart"/>
-      <w:r>
-        <w:rPr>
-          <w:sz w:val="28"/>
-          <w:szCs w:val="28"/>
-        </w:rPr>
-        <w:t>ис</w:t>
-      </w:r>
-      <w:proofErr w:type="spellEnd"/>
-      <w:r>
-        <w:rPr>
-          <w:sz w:val="28"/>
-          <w:szCs w:val="28"/>
-        </w:rPr>
-        <w:t>-пользовать</w:t>
-      </w:r>
-      <w:proofErr w:type="gramEnd"/>
-      <w:r>
-        <w:rPr>
-          <w:sz w:val="28"/>
-          <w:szCs w:val="28"/>
-        </w:rPr>
-        <w:t xml:space="preserve"> логический оператор ИЛИ.</w:t>
-      </w:r>
-    </w:p>
-    <w:p>
-      <w:pPr>
-        <w:spacing w:line="360" w:lineRule="auto"/>
-        <w:ind w:firstLine="425"/>
-        <w:jc w:val="both"/>
-        <w:rPr>
-          <w:sz w:val="28"/>
-          <w:szCs w:val="28"/>
-        </w:rPr>
-      </w:pPr>
-      <w:r>
-        <w:rPr>
-          <w:sz w:val="28"/>
-          <w:szCs w:val="28"/>
-        </w:rPr>
-        <w:t xml:space="preserve">5. </w:t>
-      </w:r>
-      <w:proofErr w:type="gramStart"/>
-      <w:r>
-        <w:rPr>
-          <w:sz w:val="28"/>
-          <w:szCs w:val="28"/>
-        </w:rPr>
-        <w:t>Распечатать  случайное</w:t>
-      </w:r>
-      <w:proofErr w:type="gramEnd"/>
-      <w:r>
-        <w:rPr>
-          <w:sz w:val="28"/>
-          <w:szCs w:val="28"/>
-        </w:rPr>
-        <w:t xml:space="preserve"> число раз (но не более 19) любой символ (</w:t>
-      </w:r>
-      <w:proofErr w:type="spellStart"/>
-      <w:r>
-        <w:rPr>
-          <w:sz w:val="28"/>
-          <w:szCs w:val="28"/>
-        </w:rPr>
-        <w:t>звез</w:t>
-      </w:r>
-      <w:proofErr w:type="spellEnd"/>
-      <w:r>
-        <w:rPr>
-          <w:sz w:val="28"/>
-          <w:szCs w:val="28"/>
-        </w:rPr>
-        <w:t xml:space="preserve">-дочку, вопросительный знак), применить оператор «если». Необходимое число символов определить, используя функцию выработки случайного числа в интервале (1-10) </w:t>
-      </w:r>
-      <w:proofErr w:type="spellStart"/>
-      <w:proofErr w:type="gramStart"/>
-      <w:r>
-        <w:rPr>
-          <w:sz w:val="28"/>
-          <w:szCs w:val="28"/>
-        </w:rPr>
-        <w:t>rand</w:t>
-      </w:r>
-      <w:proofErr w:type="spellEnd"/>
-      <w:r>
-        <w:rPr>
-          <w:sz w:val="28"/>
-          <w:szCs w:val="28"/>
-        </w:rPr>
-        <w:t>(</w:t>
-      </w:r>
-      <w:proofErr w:type="gramEnd"/>
-      <w:r>
-        <w:rPr>
-          <w:sz w:val="28"/>
-          <w:szCs w:val="28"/>
-        </w:rPr>
-        <w:t>).</w:t>
-      </w:r>
-    </w:p>
-    <w:p>
-      <w:pPr>
-        <w:spacing w:line="360" w:lineRule="auto"/>
-        <w:ind w:firstLine="425"/>
-        <w:jc w:val="both"/>
-        <w:rPr>
-          <w:sz w:val="28"/>
-          <w:szCs w:val="28"/>
-        </w:rPr>
-      </w:pPr>
-      <w:r>
-        <w:rPr>
-          <w:sz w:val="28"/>
-          <w:szCs w:val="28"/>
-        </w:rPr>
-        <w:t xml:space="preserve">6. Ввести три логических переменных: $l1, $l2 и $l3. Построить </w:t>
-      </w:r>
-      <w:proofErr w:type="spellStart"/>
-      <w:proofErr w:type="gramStart"/>
-      <w:r>
-        <w:rPr>
-          <w:sz w:val="28"/>
-          <w:szCs w:val="28"/>
-        </w:rPr>
-        <w:t>выраже-ния</w:t>
-      </w:r>
-      <w:proofErr w:type="spellEnd"/>
-      <w:proofErr w:type="gramEnd"/>
-      <w:r>
-        <w:rPr>
-          <w:sz w:val="28"/>
-          <w:szCs w:val="28"/>
-        </w:rPr>
-        <w:t xml:space="preserve">, в которых эти три величины образовывали бы логическое выражение, соединяясь знаками логических операций в различных сочетаниях. Каждое логическое выражение проверить на истинность и вывести на экран </w:t>
-      </w:r>
-      <w:proofErr w:type="spellStart"/>
-      <w:proofErr w:type="gramStart"/>
-      <w:r>
-        <w:rPr>
-          <w:sz w:val="28"/>
-          <w:szCs w:val="28"/>
-        </w:rPr>
-        <w:t>тексто</w:t>
-      </w:r>
-      <w:proofErr w:type="spellEnd"/>
-      <w:r>
-        <w:rPr>
-          <w:sz w:val="28"/>
-          <w:szCs w:val="28"/>
-        </w:rPr>
-        <w:t>-вое</w:t>
-      </w:r>
-      <w:proofErr w:type="gramEnd"/>
-      <w:r>
-        <w:rPr>
-          <w:sz w:val="28"/>
-          <w:szCs w:val="28"/>
-        </w:rPr>
-        <w:t xml:space="preserve"> заключение об этом.</w:t>
-      </w:r>
-    </w:p>
-    <w:p>
-      <w:pPr>
-        <w:spacing w:line="360" w:lineRule="auto"/>
-        <w:ind w:firstLine="425"/>
-        <w:jc w:val="both"/>
-        <w:rPr>
-          <w:sz w:val="28"/>
-          <w:szCs w:val="28"/>
-        </w:rPr>
-      </w:pPr>
-      <w:r>
-        <w:rPr>
-          <w:sz w:val="28"/>
-          <w:szCs w:val="28"/>
-        </w:rPr>
-        <w:t xml:space="preserve">7. Используя оператор </w:t>
-      </w:r>
-      <w:proofErr w:type="spellStart"/>
-      <w:r>
-        <w:rPr>
-          <w:sz w:val="28"/>
-          <w:szCs w:val="28"/>
-        </w:rPr>
-        <w:t>elseif</w:t>
-      </w:r>
-      <w:proofErr w:type="spellEnd"/>
-      <w:r>
-        <w:rPr>
-          <w:sz w:val="28"/>
-          <w:szCs w:val="28"/>
-        </w:rPr>
-        <w:t xml:space="preserve">, написать скрипт, который выдавал бы </w:t>
-      </w:r>
-      <w:proofErr w:type="spellStart"/>
-      <w:r>
-        <w:rPr>
-          <w:sz w:val="28"/>
-          <w:szCs w:val="28"/>
-        </w:rPr>
-        <w:t>значе-ние</w:t>
-      </w:r>
-      <w:proofErr w:type="spellEnd"/>
-      <w:r>
-        <w:rPr>
-          <w:sz w:val="28"/>
-          <w:szCs w:val="28"/>
-        </w:rPr>
-        <w:t xml:space="preserve"> налога в зависимости от полученной прибыли, а именно: если прибыль &lt;= величины </w:t>
-      </w:r>
-      <w:proofErr w:type="spellStart"/>
-      <w:r>
-        <w:rPr>
-          <w:sz w:val="28"/>
-          <w:szCs w:val="28"/>
-        </w:rPr>
-        <w:t>Pmin</w:t>
-      </w:r>
-      <w:proofErr w:type="spellEnd"/>
-      <w:r>
-        <w:rPr>
-          <w:sz w:val="28"/>
-          <w:szCs w:val="28"/>
-        </w:rPr>
-        <w:t xml:space="preserve">, используется минимальная процентная ставка налога </w:t>
-      </w:r>
-      <w:proofErr w:type="spellStart"/>
-      <w:r>
-        <w:rPr>
-          <w:sz w:val="28"/>
-          <w:szCs w:val="28"/>
-        </w:rPr>
-        <w:t>stavkaMin</w:t>
-      </w:r>
-      <w:proofErr w:type="spellEnd"/>
-      <w:r>
-        <w:rPr>
-          <w:sz w:val="28"/>
-          <w:szCs w:val="28"/>
-        </w:rPr>
-        <w:t xml:space="preserve">, если </w:t>
-      </w:r>
-      <w:proofErr w:type="gramStart"/>
-      <w:r>
-        <w:rPr>
-          <w:sz w:val="28"/>
-          <w:szCs w:val="28"/>
-        </w:rPr>
-        <w:t>прибыль &gt;</w:t>
-      </w:r>
-      <w:proofErr w:type="gramEnd"/>
-      <w:r>
-        <w:rPr>
-          <w:sz w:val="28"/>
-          <w:szCs w:val="28"/>
-        </w:rPr>
-        <w:t xml:space="preserve"> </w:t>
-      </w:r>
-      <w:proofErr w:type="spellStart"/>
-      <w:r>
-        <w:rPr>
-          <w:sz w:val="28"/>
-          <w:szCs w:val="28"/>
-        </w:rPr>
-        <w:t>Pmax</w:t>
-      </w:r>
-      <w:proofErr w:type="spellEnd"/>
-      <w:r>
-        <w:rPr>
-          <w:sz w:val="28"/>
-          <w:szCs w:val="28"/>
-        </w:rPr>
-        <w:t xml:space="preserve">, ставка налога равна </w:t>
-      </w:r>
-      <w:proofErr w:type="spellStart"/>
-      <w:r>
-        <w:rPr>
-          <w:sz w:val="28"/>
-          <w:szCs w:val="28"/>
-        </w:rPr>
-        <w:t>stavkaMax</w:t>
-      </w:r>
-      <w:proofErr w:type="spellEnd"/>
-      <w:r>
-        <w:rPr>
-          <w:sz w:val="28"/>
-          <w:szCs w:val="28"/>
-        </w:rPr>
-        <w:t>, в про-</w:t>
-      </w:r>
-      <w:proofErr w:type="spellStart"/>
-      <w:r>
-        <w:rPr>
-          <w:sz w:val="28"/>
-          <w:szCs w:val="28"/>
-        </w:rPr>
-        <w:t>тивном</w:t>
-      </w:r>
-      <w:proofErr w:type="spellEnd"/>
-      <w:r>
-        <w:rPr>
-          <w:sz w:val="28"/>
-          <w:szCs w:val="28"/>
-        </w:rPr>
-        <w:t xml:space="preserve"> случае используется промежуточная ставка налога </w:t>
-      </w:r>
-      <w:proofErr w:type="spellStart"/>
-      <w:r>
-        <w:rPr>
-          <w:sz w:val="28"/>
-          <w:szCs w:val="28"/>
-        </w:rPr>
-        <w:t>stavkaSrdn</w:t>
-      </w:r>
-      <w:proofErr w:type="spellEnd"/>
-      <w:r>
-        <w:rPr>
-          <w:sz w:val="28"/>
-          <w:szCs w:val="28"/>
-        </w:rPr>
-        <w:t>.</w:t>
-      </w:r>
-    </w:p>
-    <w:p>
-      <w:pPr>
-        <w:spacing w:line="360" w:lineRule="auto"/>
-        <w:ind w:firstLine="425"/>
-        <w:jc w:val="both"/>
-        <w:rPr>
           <w:b/>
           <w:bCs/>
           <w:sz w:val="28"/>
           <w:szCs w:val="28"/>
         </w:rPr>
       </w:pPr>
+      <w:bookmarkStart w:id="0" w:name="_GoBack"/>
+      <w:bookmarkEnd w:id="0"/>
     </w:p>
     <w:sectPr>
       <w:pgSz w:w="11906" w:h="16838"/>
@@ -1797,7 +1579,7 @@
 </file>
 
 <file path=customXml/itemProps1.xml><?xml version="1.0" encoding="utf-8"?>
-<ds:datastoreItem xmlns:ds="http://schemas.openxmlformats.org/officeDocument/2006/customXml" ds:itemID="{79B16866-40F8-4088-B6DF-1BB12F00B9F9}">
+<ds:datastoreItem xmlns:ds="http://schemas.openxmlformats.org/officeDocument/2006/customXml" ds:itemID="{B07C109F-43F1-4BB4-9D42-7C8AC9BCF4BF}">
   <ds:schemaRefs>
     <ds:schemaRef ds:uri="http://schemas.openxmlformats.org/officeDocument/2006/bibliography"/>
   </ds:schemaRefs>
